--- a/swh/docx/37.content.docx
+++ b/swh/docx/37.content.docx
@@ -19,7 +19,7 @@
         <w:rPr>
           <w:lang w:val="sw_KE" w:bidi="sw_KE"/>
         </w:rPr>
-        <w:t>Resource: Maelezo ya Masomo - Machapisho ya Vitabu (Tyndale)</w:t>
+        <w:t>Resource: Tyndale Open Study Notes</w:t>
       </w:r>
       <w:r>
         <w:rPr>
@@ -112,7 +112,7 @@
         <w:rPr>
           <w:lang w:val="sw_KE" w:bidi="sw_KE"/>
         </w:rPr>
-        <w:t>Maelezo ya Masomo - Machapisho ya Vitabu (Tyndale)</w:t>
+        <w:t>Tyndale Open Study Notes</w:t>
       </w:r>
     </w:p>
     <w:p>

--- a/swh/docx/37.content.docx
+++ b/swh/docx/37.content.docx
@@ -19,7 +19,7 @@
         <w:rPr>
           <w:lang w:val="sw_KE" w:bidi="sw_KE"/>
         </w:rPr>
-        <w:t>Resource: Tyndale Open Study Notes</w:t>
+        <w:t>Resource: Aquifer Open Study Notes (Book Intros)</w:t>
       </w:r>
       <w:r>
         <w:rPr>
@@ -112,7 +112,7 @@
         <w:rPr>
           <w:lang w:val="sw_KE" w:bidi="sw_KE"/>
         </w:rPr>
-        <w:t>Tyndale Open Study Notes</w:t>
+        <w:t>Aquifer Open Study Notes (Book Intros)</w:t>
       </w:r>
     </w:p>
     <w:p>

--- a/swh/docx/37.content.docx
+++ b/swh/docx/37.content.docx
@@ -258,72 +258,48 @@
         </w:rPr>
         <w:t xml:space="preserve">Mwaka wa 538 Kabla ya Kristo (KK), Koreshi Mkuu, mfalme wa Uajemi, alitoa amri iliyowaruhusu watu waliokuwa wametekwa na Wababeli kurudi katika nchi zao (tazama </w:t>
       </w:r>
-      <w:hyperlink r:id="rId13">
-        <w:r>
-          <w:rPr>
-            <w:lang w:val="sw_KE" w:bidi="sw_KE"/>
-          </w:rPr>
-          <w:rPr>
-            <w:color w:val="0000EE"/>
-            <w:u w:val="single"/>
-          </w:rPr>
-          <w:t>Ezra 1:1–11</w:t>
-        </w:r>
-      </w:hyperlink>
+      <w:r>
+        <w:rPr>
+          <w:lang w:val="sw_KE" w:bidi="sw_KE"/>
+        </w:rPr>
+        <w:t>Ezra 1:1–11</w:t>
+      </w:r>
       <w:r>
         <w:rPr>
           <w:lang w:val="sw_KE" w:bidi="sw_KE"/>
         </w:rPr>
         <w:t>). Wahamiaji wa kwanza kurudi Yerusalemu waliongozwa na Sheshbaza, gavana wa kwanza wa jamii iliyorejeshwa (</w:t>
       </w:r>
-      <w:hyperlink r:id="rId14">
-        <w:r>
-          <w:rPr>
-            <w:lang w:val="sw_KE" w:bidi="sw_KE"/>
-          </w:rPr>
-          <w:rPr>
-            <w:color w:val="0000EE"/>
-            <w:u w:val="single"/>
-          </w:rPr>
-          <w:t>Ezra 1:5–11</w:t>
-        </w:r>
-      </w:hyperlink>
+      <w:r>
+        <w:rPr>
+          <w:lang w:val="sw_KE" w:bidi="sw_KE"/>
+        </w:rPr>
+        <w:t>Ezra 1:5–11</w:t>
+      </w:r>
       <w:r>
         <w:rPr>
           <w:lang w:val="sw_KE" w:bidi="sw_KE"/>
         </w:rPr>
         <w:t>). Katika shauku yao, wahamishwa waliorejea hivi karibuni walianza kujenga upya madhabahu na hekalu (</w:t>
       </w:r>
-      <w:hyperlink r:id="rId15">
-        <w:r>
-          <w:rPr>
-            <w:lang w:val="sw_KE" w:bidi="sw_KE"/>
-          </w:rPr>
-          <w:rPr>
-            <w:color w:val="0000EE"/>
-            <w:u w:val="single"/>
-          </w:rPr>
-          <w:t>Ezra 3:1–13</w:t>
-        </w:r>
-      </w:hyperlink>
+      <w:r>
+        <w:rPr>
+          <w:lang w:val="sw_KE" w:bidi="sw_KE"/>
+        </w:rPr>
+        <w:t>Ezra 3:1–13</w:t>
+      </w:r>
       <w:r>
         <w:rPr>
           <w:lang w:val="sw_KE" w:bidi="sw_KE"/>
         </w:rPr>
         <w:t>), lakini wakaazi wa kipagani wa eneo hilo waliwatishia Waisraeli na kuwakatisha tamaa kutoka kwa kazi yao waliyopewa na Mungu (</w:t>
       </w:r>
-      <w:hyperlink r:id="rId16">
-        <w:r>
-          <w:rPr>
-            <w:lang w:val="sw_KE" w:bidi="sw_KE"/>
-          </w:rPr>
-          <w:rPr>
-            <w:color w:val="0000EE"/>
-            <w:u w:val="single"/>
-          </w:rPr>
-          <w:t>Ezra 4:4–24</w:t>
-        </w:r>
-      </w:hyperlink>
+      <w:r>
+        <w:rPr>
+          <w:lang w:val="sw_KE" w:bidi="sw_KE"/>
+        </w:rPr>
+        <w:t>Ezra 4:4–24</w:t>
+      </w:r>
       <w:r>
         <w:rPr>
           <w:lang w:val="sw_KE" w:bidi="sw_KE"/>
@@ -358,54 +334,36 @@
         </w:rPr>
         <w:t>Wakati Hagai alipoanza kuhubiri mwaka wa 520 KK, ukame mkali ulikuwa ukiathiri nchi (</w:t>
       </w:r>
-      <w:hyperlink r:id="rId17">
-        <w:r>
-          <w:rPr>
-            <w:lang w:val="sw_KE" w:bidi="sw_KE"/>
-          </w:rPr>
-          <w:rPr>
-            <w:color w:val="0000EE"/>
-            <w:u w:val="single"/>
-          </w:rPr>
-          <w:t>Hag 1:11</w:t>
-        </w:r>
-      </w:hyperlink>
+      <w:r>
+        <w:rPr>
+          <w:lang w:val="sw_KE" w:bidi="sw_KE"/>
+        </w:rPr>
+        <w:t>Hag 1:11</w:t>
+      </w:r>
       <w:r>
         <w:rPr>
           <w:lang w:val="sw_KE" w:bidi="sw_KE"/>
         </w:rPr>
         <w:t>). Mungu alimtuma kuwahamasisha Waisraeli kujenga upya hekalu la Mungu na kuhimiza upya wa kiroho wa watu wa Yerusalemu. Watu walijibu kwa kuanza tena ujenzi (</w:t>
       </w:r>
-      <w:hyperlink r:id="rId18">
-        <w:r>
-          <w:rPr>
-            <w:lang w:val="sw_KE" w:bidi="sw_KE"/>
-          </w:rPr>
-          <w:rPr>
-            <w:color w:val="0000EE"/>
-            <w:u w:val="single"/>
-          </w:rPr>
-          <w:t>1:14</w:t>
-        </w:r>
-      </w:hyperlink>
+      <w:r>
+        <w:rPr>
+          <w:lang w:val="sw_KE" w:bidi="sw_KE"/>
+        </w:rPr>
+        <w:t>1:14</w:t>
+      </w:r>
       <w:r>
         <w:rPr>
           <w:lang w:val="sw_KE" w:bidi="sw_KE"/>
         </w:rPr>
         <w:t xml:space="preserve">), na mradi ulikamilika Machi 515 KK (tazama </w:t>
       </w:r>
-      <w:hyperlink r:id="rId19">
-        <w:r>
-          <w:rPr>
-            <w:lang w:val="sw_KE" w:bidi="sw_KE"/>
-          </w:rPr>
-          <w:rPr>
-            <w:color w:val="0000EE"/>
-            <w:u w:val="single"/>
-          </w:rPr>
-          <w:t>Ezra 6:15</w:t>
-        </w:r>
-      </w:hyperlink>
+      <w:r>
+        <w:rPr>
+          <w:lang w:val="sw_KE" w:bidi="sw_KE"/>
+        </w:rPr>
+        <w:t>Ezra 6:15</w:t>
+      </w:r>
       <w:r>
         <w:rPr>
           <w:lang w:val="sw_KE" w:bidi="sw_KE"/>
@@ -437,18 +395,12 @@
         </w:rPr>
         <w:t>Kila ujumbe wa Hagai unalenga suala tofauti la kitheolojia. Mahubiri ya kwanza (</w:t>
       </w:r>
-      <w:hyperlink r:id="rId20">
-        <w:r>
-          <w:rPr>
-            <w:lang w:val="sw_KE" w:bidi="sw_KE"/>
-          </w:rPr>
-          <w:rPr>
-            <w:color w:val="0000EE"/>
-            <w:u w:val="single"/>
-          </w:rPr>
-          <w:t>sura ya 1</w:t>
-        </w:r>
-      </w:hyperlink>
+      <w:r>
+        <w:rPr>
+          <w:lang w:val="sw_KE" w:bidi="sw_KE"/>
+        </w:rPr>
+        <w:t>sura ya 1</w:t>
+      </w:r>
       <w:r>
         <w:rPr>
           <w:lang w:val="sw_KE" w:bidi="sw_KE"/>
@@ -469,36 +421,24 @@
         </w:rPr>
         <w:t>Ujumbe wa Pili (</w:t>
       </w:r>
-      <w:hyperlink r:id="rId21">
-        <w:r>
-          <w:rPr>
-            <w:lang w:val="sw_KE" w:bidi="sw_KE"/>
-          </w:rPr>
-          <w:rPr>
-            <w:color w:val="0000EE"/>
-            <w:u w:val="single"/>
-          </w:rPr>
-          <w:t>2:1–9</w:t>
-        </w:r>
-      </w:hyperlink>
+      <w:r>
+        <w:rPr>
+          <w:lang w:val="sw_KE" w:bidi="sw_KE"/>
+        </w:rPr>
+        <w:t>2:1–9</w:t>
+      </w:r>
       <w:r>
         <w:rPr>
           <w:lang w:val="sw_KE" w:bidi="sw_KE"/>
         </w:rPr>
         <w:t>) ulihakikishia jamii kwamba Mungu hajawasahau na bado anashikilia ahadi za baraka na urejesho zilizotolewa na manabii wa awali. Utukufu wa Bwana ungerudi kujaza hekalu (</w:t>
       </w:r>
-      <w:hyperlink r:id="rId22">
-        <w:r>
-          <w:rPr>
-            <w:lang w:val="sw_KE" w:bidi="sw_KE"/>
-          </w:rPr>
-          <w:rPr>
-            <w:color w:val="0000EE"/>
-            <w:u w:val="single"/>
-          </w:rPr>
-          <w:t>2:7</w:t>
-        </w:r>
-      </w:hyperlink>
+      <w:r>
+        <w:rPr>
+          <w:lang w:val="sw_KE" w:bidi="sw_KE"/>
+        </w:rPr>
+        <w:t>2:7</w:t>
+      </w:r>
       <w:r>
         <w:rPr>
           <w:lang w:val="sw_KE" w:bidi="sw_KE"/>
@@ -519,36 +459,24 @@
         </w:rPr>
         <w:t>Ujumbe wa tatu (</w:t>
       </w:r>
-      <w:hyperlink r:id="rId23">
-        <w:r>
-          <w:rPr>
-            <w:lang w:val="sw_KE" w:bidi="sw_KE"/>
-          </w:rPr>
-          <w:rPr>
-            <w:color w:val="0000EE"/>
-            <w:u w:val="single"/>
-          </w:rPr>
-          <w:t>2:10–19</w:t>
-        </w:r>
-      </w:hyperlink>
+      <w:r>
+        <w:rPr>
+          <w:lang w:val="sw_KE" w:bidi="sw_KE"/>
+        </w:rPr>
+        <w:t>2:10–19</w:t>
+      </w:r>
       <w:r>
         <w:rPr>
           <w:lang w:val="sw_KE" w:bidi="sw_KE"/>
         </w:rPr>
         <w:t xml:space="preserve">) unazingatia usafi wa kiibada kama mada yake kuu. Hagai aliwakumbusha wasikilizaji wake kwamba maagizo ya sheria ya Mose bado yalikuwa yanatumika. Mungu anatarajia watu wake kuwa watakatifu, kama yeye alivyo mtakatifu (tazama </w:t>
       </w:r>
-      <w:hyperlink r:id="rId24">
-        <w:r>
-          <w:rPr>
-            <w:lang w:val="sw_KE" w:bidi="sw_KE"/>
-          </w:rPr>
-          <w:rPr>
-            <w:color w:val="0000EE"/>
-            <w:u w:val="single"/>
-          </w:rPr>
-          <w:t>Law 11:44–45</w:t>
-        </w:r>
-      </w:hyperlink>
+      <w:r>
+        <w:rPr>
+          <w:lang w:val="sw_KE" w:bidi="sw_KE"/>
+        </w:rPr>
+        <w:t>Law 11:44–45</w:t>
+      </w:r>
       <w:r>
         <w:rPr>
           <w:lang w:val="sw_KE" w:bidi="sw_KE"/>
@@ -569,126 +497,84 @@
         </w:rPr>
         <w:t>Ujumbe wa mwisho na labda muhimu zaidi wa Hagai (</w:t>
       </w:r>
-      <w:hyperlink r:id="rId25">
-        <w:r>
-          <w:rPr>
-            <w:lang w:val="sw_KE" w:bidi="sw_KE"/>
-          </w:rPr>
-          <w:rPr>
-            <w:color w:val="0000EE"/>
-            <w:u w:val="single"/>
-          </w:rPr>
-          <w:t>Hag 2:20–23</w:t>
-        </w:r>
-      </w:hyperlink>
+      <w:r>
+        <w:rPr>
+          <w:lang w:val="sw_KE" w:bidi="sw_KE"/>
+        </w:rPr>
+        <w:t>Hag 2:20–23</w:t>
+      </w:r>
       <w:r>
         <w:rPr>
           <w:lang w:val="sw_KE" w:bidi="sw_KE"/>
         </w:rPr>
         <w:t xml:space="preserve">) ulisisitiza umuhimu wa kizazi cha Mfalme Daudi katika maisha ya kidini na kisiasa ya Israeli. Nasaba ya Daudi ilikuwa muhimu kwa urejesho wa watu wa Kiebrania baada ya Uhamisho wa Babeli (tazama </w:t>
       </w:r>
-      <w:hyperlink r:id="rId26">
-        <w:r>
-          <w:rPr>
-            <w:lang w:val="sw_KE" w:bidi="sw_KE"/>
-          </w:rPr>
-          <w:rPr>
-            <w:color w:val="0000EE"/>
-            <w:u w:val="single"/>
-          </w:rPr>
-          <w:t>Yer 23:5</w:t>
-        </w:r>
-      </w:hyperlink>
+      <w:r>
+        <w:rPr>
+          <w:lang w:val="sw_KE" w:bidi="sw_KE"/>
+        </w:rPr>
+        <w:t>Yer 23:5</w:t>
+      </w:r>
       <w:r>
         <w:rPr>
           <w:lang w:val="sw_KE" w:bidi="sw_KE"/>
         </w:rPr>
         <w:t xml:space="preserve">; </w:t>
       </w:r>
-      <w:hyperlink r:id="rId27">
-        <w:r>
-          <w:rPr>
-            <w:lang w:val="sw_KE" w:bidi="sw_KE"/>
-          </w:rPr>
-          <w:rPr>
-            <w:color w:val="0000EE"/>
-            <w:u w:val="single"/>
-          </w:rPr>
-          <w:t>33:15</w:t>
-        </w:r>
-      </w:hyperlink>
+      <w:r>
+        <w:rPr>
+          <w:lang w:val="sw_KE" w:bidi="sw_KE"/>
+        </w:rPr>
+        <w:t>33:15</w:t>
+      </w:r>
       <w:r>
         <w:rPr>
           <w:lang w:val="sw_KE" w:bidi="sw_KE"/>
         </w:rPr>
         <w:t xml:space="preserve">; </w:t>
       </w:r>
-      <w:hyperlink r:id="rId28">
-        <w:r>
-          <w:rPr>
-            <w:lang w:val="sw_KE" w:bidi="sw_KE"/>
-          </w:rPr>
-          <w:rPr>
-            <w:color w:val="0000EE"/>
-            <w:u w:val="single"/>
-          </w:rPr>
-          <w:t>Ezek 37:24</w:t>
-        </w:r>
-      </w:hyperlink>
+      <w:r>
+        <w:rPr>
+          <w:lang w:val="sw_KE" w:bidi="sw_KE"/>
+        </w:rPr>
+        <w:t>Ezek 37:24</w:t>
+      </w:r>
       <w:r>
         <w:rPr>
           <w:lang w:val="sw_KE" w:bidi="sw_KE"/>
         </w:rPr>
         <w:t>). Zerubabeli alikuwa mzao wa Mfalme Daudi; uteuzi wake kama "petesi ya muhuri" ya Bwana uliashiria mwanzo wa urejesho wa Mungu wa Israeli (</w:t>
       </w:r>
-      <w:hyperlink r:id="rId29">
-        <w:r>
-          <w:rPr>
-            <w:lang w:val="sw_KE" w:bidi="sw_KE"/>
-          </w:rPr>
-          <w:rPr>
-            <w:color w:val="0000EE"/>
-            <w:u w:val="single"/>
-          </w:rPr>
-          <w:t>Hag 2:23</w:t>
-        </w:r>
-      </w:hyperlink>
+      <w:r>
+        <w:rPr>
+          <w:lang w:val="sw_KE" w:bidi="sw_KE"/>
+        </w:rPr>
+        <w:t>Hag 2:23</w:t>
+      </w:r>
       <w:r>
         <w:rPr>
           <w:lang w:val="sw_KE" w:bidi="sw_KE"/>
         </w:rPr>
         <w:t xml:space="preserve">; linganisha </w:t>
       </w:r>
-      <w:hyperlink r:id="rId30">
-        <w:r>
-          <w:rPr>
-            <w:lang w:val="sw_KE" w:bidi="sw_KE"/>
-          </w:rPr>
-          <w:rPr>
-            <w:color w:val="0000EE"/>
-            <w:u w:val="single"/>
-          </w:rPr>
-          <w:t>Yer 22:24</w:t>
-        </w:r>
-      </w:hyperlink>
+      <w:r>
+        <w:rPr>
+          <w:lang w:val="sw_KE" w:bidi="sw_KE"/>
+        </w:rPr>
+        <w:t>Yer 22:24</w:t>
+      </w:r>
       <w:r>
         <w:rPr>
           <w:lang w:val="sw_KE" w:bidi="sw_KE"/>
         </w:rPr>
         <w:t>) na ulielekeza kwa Yesu Kristo, mzao wa Daudi (</w:t>
       </w:r>
-      <w:hyperlink r:id="rId31">
-        <w:r>
-          <w:rPr>
-            <w:lang w:val="sw_KE" w:bidi="sw_KE"/>
-          </w:rPr>
-          <w:rPr>
-            <w:color w:val="0000EE"/>
-            <w:u w:val="single"/>
-          </w:rPr>
-          <w:t>Matt 1:1</w:t>
-        </w:r>
-      </w:hyperlink>
+      <w:r>
+        <w:rPr>
+          <w:lang w:val="sw_KE" w:bidi="sw_KE"/>
+        </w:rPr>
+        <w:t>Matt 1:1</w:t>
+      </w:r>
       <w:r>
         <w:rPr>
           <w:lang w:val="sw_KE" w:bidi="sw_KE"/>
@@ -720,54 +606,36 @@
         </w:rPr>
         <w:t>Kitabu cha Hagai hakielezi kuhusu uandishi wake, lakini inawezekana kwamba Hagai aliandika mahubiri yake mwenyewe (</w:t>
       </w:r>
-      <w:hyperlink r:id="rId32">
-        <w:r>
-          <w:rPr>
-            <w:lang w:val="sw_KE" w:bidi="sw_KE"/>
-          </w:rPr>
-          <w:rPr>
-            <w:color w:val="0000EE"/>
-            <w:u w:val="single"/>
-          </w:rPr>
-          <w:t>1:1</w:t>
-        </w:r>
-      </w:hyperlink>
+      <w:r>
+        <w:rPr>
+          <w:lang w:val="sw_KE" w:bidi="sw_KE"/>
+        </w:rPr>
+        <w:t>1:1</w:t>
+      </w:r>
       <w:r>
         <w:rPr>
           <w:lang w:val="sw_KE" w:bidi="sw_KE"/>
         </w:rPr>
         <w:t xml:space="preserve">, </w:t>
       </w:r>
-      <w:hyperlink r:id="rId33">
-        <w:r>
-          <w:rPr>
-            <w:lang w:val="sw_KE" w:bidi="sw_KE"/>
-          </w:rPr>
-          <w:rPr>
-            <w:color w:val="0000EE"/>
-            <w:u w:val="single"/>
-          </w:rPr>
-          <w:t>3</w:t>
-        </w:r>
-      </w:hyperlink>
+      <w:r>
+        <w:rPr>
+          <w:lang w:val="sw_KE" w:bidi="sw_KE"/>
+        </w:rPr>
+        <w:t>3</w:t>
+      </w:r>
       <w:r>
         <w:rPr>
           <w:lang w:val="sw_KE" w:bidi="sw_KE"/>
         </w:rPr>
         <w:t xml:space="preserve">). Biblia haina taarifa za kimaisha kuhusu nabii Hagai, lakini huduma yake inathibitishwa na </w:t>
       </w:r>
-      <w:hyperlink r:id="rId34">
-        <w:r>
-          <w:rPr>
-            <w:lang w:val="sw_KE" w:bidi="sw_KE"/>
-          </w:rPr>
-          <w:rPr>
-            <w:color w:val="0000EE"/>
-            <w:u w:val="single"/>
-          </w:rPr>
-          <w:t>Ezra 6:14</w:t>
-        </w:r>
-      </w:hyperlink>
+      <w:r>
+        <w:rPr>
+          <w:lang w:val="sw_KE" w:bidi="sw_KE"/>
+        </w:rPr>
+        <w:t>Ezra 6:14</w:t>
+      </w:r>
       <w:r>
         <w:rPr>
           <w:lang w:val="sw_KE" w:bidi="sw_KE"/>
@@ -799,90 +667,60 @@
         </w:rPr>
         <w:t xml:space="preserve">Hagai alitoa ujumbe wake kati ya Agosti na Desemba ya 520 KK, mwaka wa pili wa utawala wa Dario I, mfalme wa Uajemi (tazama </w:t>
       </w:r>
-      <w:hyperlink r:id="rId32">
-        <w:r>
-          <w:rPr>
-            <w:lang w:val="sw_KE" w:bidi="sw_KE"/>
-          </w:rPr>
-          <w:rPr>
-            <w:color w:val="0000EE"/>
-            <w:u w:val="single"/>
-          </w:rPr>
-          <w:t>Hag 1:1</w:t>
-        </w:r>
-      </w:hyperlink>
+      <w:r>
+        <w:rPr>
+          <w:lang w:val="sw_KE" w:bidi="sw_KE"/>
+        </w:rPr>
+        <w:t>Hag 1:1</w:t>
+      </w:r>
       <w:r>
         <w:rPr>
           <w:lang w:val="sw_KE" w:bidi="sw_KE"/>
         </w:rPr>
         <w:t xml:space="preserve">, </w:t>
       </w:r>
-      <w:hyperlink r:id="rId35">
-        <w:r>
-          <w:rPr>
-            <w:lang w:val="sw_KE" w:bidi="sw_KE"/>
-          </w:rPr>
-          <w:rPr>
-            <w:color w:val="0000EE"/>
-            <w:u w:val="single"/>
-          </w:rPr>
-          <w:t>15</w:t>
-        </w:r>
-      </w:hyperlink>
+      <w:r>
+        <w:rPr>
+          <w:lang w:val="sw_KE" w:bidi="sw_KE"/>
+        </w:rPr>
+        <w:t>15</w:t>
+      </w:r>
       <w:r>
         <w:rPr>
           <w:lang w:val="sw_KE" w:bidi="sw_KE"/>
         </w:rPr>
         <w:t xml:space="preserve">; </w:t>
       </w:r>
-      <w:hyperlink r:id="rId36">
-        <w:r>
-          <w:rPr>
-            <w:lang w:val="sw_KE" w:bidi="sw_KE"/>
-          </w:rPr>
-          <w:rPr>
-            <w:color w:val="0000EE"/>
-            <w:u w:val="single"/>
-          </w:rPr>
-          <w:t>2:1</w:t>
-        </w:r>
-      </w:hyperlink>
+      <w:r>
+        <w:rPr>
+          <w:lang w:val="sw_KE" w:bidi="sw_KE"/>
+        </w:rPr>
+        <w:t>2:1</w:t>
+      </w:r>
       <w:r>
         <w:rPr>
           <w:lang w:val="sw_KE" w:bidi="sw_KE"/>
         </w:rPr>
         <w:t xml:space="preserve">, </w:t>
       </w:r>
-      <w:hyperlink r:id="rId37">
-        <w:r>
-          <w:rPr>
-            <w:lang w:val="sw_KE" w:bidi="sw_KE"/>
-          </w:rPr>
-          <w:rPr>
-            <w:color w:val="0000EE"/>
-            <w:u w:val="single"/>
-          </w:rPr>
-          <w:t>10</w:t>
-        </w:r>
-      </w:hyperlink>
+      <w:r>
+        <w:rPr>
+          <w:lang w:val="sw_KE" w:bidi="sw_KE"/>
+        </w:rPr>
+        <w:t>10</w:t>
+      </w:r>
       <w:r>
         <w:rPr>
           <w:lang w:val="sw_KE" w:bidi="sw_KE"/>
         </w:rPr>
         <w:t xml:space="preserve">). Huduma ya Hagai katika Yudeya baada ya uhamisho ilifanana na ya Zekaria, ambaye alianza kuhubiri Yerusalemu mnamo Novemba ya mwaka huo (tazama </w:t>
       </w:r>
-      <w:hyperlink r:id="rId38">
-        <w:r>
-          <w:rPr>
-            <w:lang w:val="sw_KE" w:bidi="sw_KE"/>
-          </w:rPr>
-          <w:rPr>
-            <w:color w:val="0000EE"/>
-            <w:u w:val="single"/>
-          </w:rPr>
-          <w:t>Zech 1:1</w:t>
-        </w:r>
-      </w:hyperlink>
+      <w:r>
+        <w:rPr>
+          <w:lang w:val="sw_KE" w:bidi="sw_KE"/>
+        </w:rPr>
+        <w:t>Zech 1:1</w:t>
+      </w:r>
       <w:r>
         <w:rPr>
           <w:lang w:val="sw_KE" w:bidi="sw_KE"/>
@@ -914,144 +752,96 @@
         </w:rPr>
         <w:t xml:space="preserve">Ingawa si kazi kuu kama vitabu vya Isaya au Yeremia, Hagai ana sifa za kimaandishi. Hagai hutumia maswali ya kiufundi kusisitiza hoja yake katika ujumbe tatu kati ya nne (tazama </w:t>
       </w:r>
-      <w:hyperlink r:id="rId39">
-        <w:r>
-          <w:rPr>
-            <w:lang w:val="sw_KE" w:bidi="sw_KE"/>
-          </w:rPr>
-          <w:rPr>
-            <w:color w:val="0000EE"/>
-            <w:u w:val="single"/>
-          </w:rPr>
-          <w:t>1:4</w:t>
-        </w:r>
-      </w:hyperlink>
+      <w:r>
+        <w:rPr>
+          <w:lang w:val="sw_KE" w:bidi="sw_KE"/>
+        </w:rPr>
+        <w:t>1:4</w:t>
+      </w:r>
       <w:r>
         <w:rPr>
           <w:lang w:val="sw_KE" w:bidi="sw_KE"/>
         </w:rPr>
         <w:t xml:space="preserve">; </w:t>
       </w:r>
-      <w:hyperlink r:id="rId40">
-        <w:r>
-          <w:rPr>
-            <w:lang w:val="sw_KE" w:bidi="sw_KE"/>
-          </w:rPr>
-          <w:rPr>
-            <w:color w:val="0000EE"/>
-            <w:u w:val="single"/>
-          </w:rPr>
-          <w:t>2:3</w:t>
-        </w:r>
-      </w:hyperlink>
+      <w:r>
+        <w:rPr>
+          <w:lang w:val="sw_KE" w:bidi="sw_KE"/>
+        </w:rPr>
+        <w:t>2:3</w:t>
+      </w:r>
       <w:r>
         <w:rPr>
           <w:lang w:val="sw_KE" w:bidi="sw_KE"/>
         </w:rPr>
         <w:t xml:space="preserve">, </w:t>
       </w:r>
-      <w:hyperlink r:id="rId41">
-        <w:r>
-          <w:rPr>
-            <w:lang w:val="sw_KE" w:bidi="sw_KE"/>
-          </w:rPr>
-          <w:rPr>
-            <w:color w:val="0000EE"/>
-            <w:u w:val="single"/>
-          </w:rPr>
-          <w:t>19</w:t>
-        </w:r>
-      </w:hyperlink>
+      <w:r>
+        <w:rPr>
+          <w:lang w:val="sw_KE" w:bidi="sw_KE"/>
+        </w:rPr>
+        <w:t>19</w:t>
+      </w:r>
       <w:r>
         <w:rPr>
           <w:lang w:val="sw_KE" w:bidi="sw_KE"/>
         </w:rPr>
         <w:t xml:space="preserve">). Anarudia maneno au misemo ili kuimarisha mtazamo wa mahubiri yake (kwa mfano, "tazama kinachotokea" kilichorudiwa, </w:t>
       </w:r>
-      <w:hyperlink r:id="rId42">
-        <w:r>
-          <w:rPr>
-            <w:lang w:val="sw_KE" w:bidi="sw_KE"/>
-          </w:rPr>
-          <w:rPr>
-            <w:color w:val="0000EE"/>
-            <w:u w:val="single"/>
-          </w:rPr>
-          <w:t>1:5</w:t>
-        </w:r>
-      </w:hyperlink>
+      <w:r>
+        <w:rPr>
+          <w:lang w:val="sw_KE" w:bidi="sw_KE"/>
+        </w:rPr>
+        <w:t>1:5</w:t>
+      </w:r>
       <w:r>
         <w:rPr>
           <w:lang w:val="sw_KE" w:bidi="sw_KE"/>
         </w:rPr>
         <w:t xml:space="preserve">, </w:t>
       </w:r>
-      <w:hyperlink r:id="rId43">
-        <w:r>
-          <w:rPr>
-            <w:lang w:val="sw_KE" w:bidi="sw_KE"/>
-          </w:rPr>
-          <w:rPr>
-            <w:color w:val="0000EE"/>
-            <w:u w:val="single"/>
-          </w:rPr>
-          <w:t>7</w:t>
-        </w:r>
-      </w:hyperlink>
+      <w:r>
+        <w:rPr>
+          <w:lang w:val="sw_KE" w:bidi="sw_KE"/>
+        </w:rPr>
+        <w:t>7</w:t>
+      </w:r>
       <w:r>
         <w:rPr>
           <w:lang w:val="sw_KE" w:bidi="sw_KE"/>
         </w:rPr>
         <w:t xml:space="preserve">; </w:t>
       </w:r>
-      <w:hyperlink r:id="rId44">
-        <w:r>
-          <w:rPr>
-            <w:lang w:val="sw_KE" w:bidi="sw_KE"/>
-          </w:rPr>
-          <w:rPr>
-            <w:color w:val="0000EE"/>
-            <w:u w:val="single"/>
-          </w:rPr>
-          <w:t>2:15</w:t>
-        </w:r>
-      </w:hyperlink>
+      <w:r>
+        <w:rPr>
+          <w:lang w:val="sw_KE" w:bidi="sw_KE"/>
+        </w:rPr>
+        <w:t>2:15</w:t>
+      </w:r>
       <w:r>
         <w:rPr>
           <w:lang w:val="sw_KE" w:bidi="sw_KE"/>
         </w:rPr>
         <w:t>), na anashiriki katika mchezo wa maneno mara kwa mara (kwa mfano, Kiebrania khareb, "magofu" [</w:t>
       </w:r>
-      <w:hyperlink r:id="rId39">
-        <w:r>
-          <w:rPr>
-            <w:lang w:val="sw_KE" w:bidi="sw_KE"/>
-          </w:rPr>
-          <w:rPr>
-            <w:color w:val="0000EE"/>
-            <w:u w:val="single"/>
-          </w:rPr>
-          <w:t>1:4</w:t>
-        </w:r>
-      </w:hyperlink>
+      <w:r>
+        <w:rPr>
+          <w:lang w:val="sw_KE" w:bidi="sw_KE"/>
+        </w:rPr>
+        <w:t>1:4</w:t>
+      </w:r>
       <w:r>
         <w:rPr>
           <w:lang w:val="sw_KE" w:bidi="sw_KE"/>
         </w:rPr>
         <w:t>] na khoreb, "ukame" [</w:t>
       </w:r>
-      <w:hyperlink r:id="rId17">
-        <w:r>
-          <w:rPr>
-            <w:lang w:val="sw_KE" w:bidi="sw_KE"/>
-          </w:rPr>
-          <w:rPr>
-            <w:color w:val="0000EE"/>
-            <w:u w:val="single"/>
-          </w:rPr>
-          <w:t>1:11</w:t>
-        </w:r>
-      </w:hyperlink>
+      <w:r>
+        <w:rPr>
+          <w:lang w:val="sw_KE" w:bidi="sw_KE"/>
+        </w:rPr>
+        <w:t>1:11</w:t>
+      </w:r>
       <w:r>
         <w:rPr>
           <w:lang w:val="sw_KE" w:bidi="sw_KE"/>
@@ -1085,216 +875,144 @@
         </w:rPr>
         <w:t xml:space="preserve">—ujumbe wa mamlaka ulioongozwa na Mungu. Manabii mara nyingi hutumia misemo ya kimaumbile inayojumuisha maneno na misemo ya kawaida. Baadhi ya misemo hii inapatikana katika Hagai: fomula ya “tarehe” (kwa mfano, “mwaka wa pili wa utawala wa Mfalme Dario,” </w:t>
       </w:r>
-      <w:hyperlink r:id="rId32">
-        <w:r>
-          <w:rPr>
-            <w:lang w:val="sw_KE" w:bidi="sw_KE"/>
-          </w:rPr>
-          <w:rPr>
-            <w:color w:val="0000EE"/>
-            <w:u w:val="single"/>
-          </w:rPr>
-          <w:t>1:1</w:t>
-        </w:r>
-      </w:hyperlink>
+      <w:r>
+        <w:rPr>
+          <w:lang w:val="sw_KE" w:bidi="sw_KE"/>
+        </w:rPr>
+        <w:t>1:1</w:t>
+      </w:r>
       <w:r>
         <w:rPr>
           <w:lang w:val="sw_KE" w:bidi="sw_KE"/>
         </w:rPr>
         <w:t xml:space="preserve">; </w:t>
       </w:r>
-      <w:hyperlink r:id="rId36">
-        <w:r>
-          <w:rPr>
-            <w:lang w:val="sw_KE" w:bidi="sw_KE"/>
-          </w:rPr>
-          <w:rPr>
-            <w:color w:val="0000EE"/>
-            <w:u w:val="single"/>
-          </w:rPr>
-          <w:t>2:1</w:t>
-        </w:r>
-      </w:hyperlink>
+      <w:r>
+        <w:rPr>
+          <w:lang w:val="sw_KE" w:bidi="sw_KE"/>
+        </w:rPr>
+        <w:t>2:1</w:t>
+      </w:r>
       <w:r>
         <w:rPr>
           <w:lang w:val="sw_KE" w:bidi="sw_KE"/>
         </w:rPr>
         <w:t xml:space="preserve">, </w:t>
       </w:r>
-      <w:hyperlink r:id="rId37">
-        <w:r>
-          <w:rPr>
-            <w:lang w:val="sw_KE" w:bidi="sw_KE"/>
-          </w:rPr>
-          <w:rPr>
-            <w:color w:val="0000EE"/>
-            <w:u w:val="single"/>
-          </w:rPr>
-          <w:t>10</w:t>
-        </w:r>
-      </w:hyperlink>
+      <w:r>
+        <w:rPr>
+          <w:lang w:val="sw_KE" w:bidi="sw_KE"/>
+        </w:rPr>
+        <w:t>10</w:t>
+      </w:r>
       <w:r>
         <w:rPr>
           <w:lang w:val="sw_KE" w:bidi="sw_KE"/>
         </w:rPr>
         <w:t xml:space="preserve">, </w:t>
       </w:r>
-      <w:hyperlink r:id="rId45">
-        <w:r>
-          <w:rPr>
-            <w:lang w:val="sw_KE" w:bidi="sw_KE"/>
-          </w:rPr>
-          <w:rPr>
-            <w:color w:val="0000EE"/>
-            <w:u w:val="single"/>
-          </w:rPr>
-          <w:t>20</w:t>
-        </w:r>
-      </w:hyperlink>
+      <w:r>
+        <w:rPr>
+          <w:lang w:val="sw_KE" w:bidi="sw_KE"/>
+        </w:rPr>
+        <w:t>20</w:t>
+      </w:r>
       <w:r>
         <w:rPr>
           <w:lang w:val="sw_KE" w:bidi="sw_KE"/>
         </w:rPr>
         <w:t xml:space="preserve">), fomula ya “ujumbe” (“Bwana alitoa/alituma ujumbe,” </w:t>
       </w:r>
-      <w:hyperlink r:id="rId32">
-        <w:r>
-          <w:rPr>
-            <w:lang w:val="sw_KE" w:bidi="sw_KE"/>
-          </w:rPr>
-          <w:rPr>
-            <w:color w:val="0000EE"/>
-            <w:u w:val="single"/>
-          </w:rPr>
-          <w:t>1:1</w:t>
-        </w:r>
-      </w:hyperlink>
+      <w:r>
+        <w:rPr>
+          <w:lang w:val="sw_KE" w:bidi="sw_KE"/>
+        </w:rPr>
+        <w:t>1:1</w:t>
+      </w:r>
       <w:r>
         <w:rPr>
           <w:lang w:val="sw_KE" w:bidi="sw_KE"/>
         </w:rPr>
         <w:t xml:space="preserve">; </w:t>
       </w:r>
-      <w:hyperlink r:id="rId36">
-        <w:r>
-          <w:rPr>
-            <w:lang w:val="sw_KE" w:bidi="sw_KE"/>
-          </w:rPr>
-          <w:rPr>
-            <w:color w:val="0000EE"/>
-            <w:u w:val="single"/>
-          </w:rPr>
-          <w:t>2:1</w:t>
-        </w:r>
-      </w:hyperlink>
+      <w:r>
+        <w:rPr>
+          <w:lang w:val="sw_KE" w:bidi="sw_KE"/>
+        </w:rPr>
+        <w:t>2:1</w:t>
+      </w:r>
       <w:r>
         <w:rPr>
           <w:lang w:val="sw_KE" w:bidi="sw_KE"/>
         </w:rPr>
         <w:t xml:space="preserve">, </w:t>
       </w:r>
-      <w:hyperlink r:id="rId37">
-        <w:r>
-          <w:rPr>
-            <w:lang w:val="sw_KE" w:bidi="sw_KE"/>
-          </w:rPr>
-          <w:rPr>
-            <w:color w:val="0000EE"/>
-            <w:u w:val="single"/>
-          </w:rPr>
-          <w:t>10</w:t>
-        </w:r>
-      </w:hyperlink>
+      <w:r>
+        <w:rPr>
+          <w:lang w:val="sw_KE" w:bidi="sw_KE"/>
+        </w:rPr>
+        <w:t>10</w:t>
+      </w:r>
       <w:r>
         <w:rPr>
           <w:lang w:val="sw_KE" w:bidi="sw_KE"/>
         </w:rPr>
         <w:t xml:space="preserve">, </w:t>
       </w:r>
-      <w:hyperlink r:id="rId45">
-        <w:r>
-          <w:rPr>
-            <w:lang w:val="sw_KE" w:bidi="sw_KE"/>
-          </w:rPr>
-          <w:rPr>
-            <w:color w:val="0000EE"/>
-            <w:u w:val="single"/>
-          </w:rPr>
-          <w:t>20</w:t>
-        </w:r>
-      </w:hyperlink>
+      <w:r>
+        <w:rPr>
+          <w:lang w:val="sw_KE" w:bidi="sw_KE"/>
+        </w:rPr>
+        <w:t>20</w:t>
+      </w:r>
       <w:r>
         <w:rPr>
           <w:lang w:val="sw_KE" w:bidi="sw_KE"/>
         </w:rPr>
         <w:t xml:space="preserve">), fomula ya “Mungu-kama-msemaji” (“asema Bwana,” </w:t>
       </w:r>
-      <w:hyperlink r:id="rId43">
-        <w:r>
-          <w:rPr>
-            <w:lang w:val="sw_KE" w:bidi="sw_KE"/>
-          </w:rPr>
-          <w:rPr>
-            <w:color w:val="0000EE"/>
-            <w:u w:val="single"/>
-          </w:rPr>
-          <w:t>1:7</w:t>
-        </w:r>
-      </w:hyperlink>
+      <w:r>
+        <w:rPr>
+          <w:lang w:val="sw_KE" w:bidi="sw_KE"/>
+        </w:rPr>
+        <w:t>1:7</w:t>
+      </w:r>
       <w:r>
         <w:rPr>
           <w:lang w:val="sw_KE" w:bidi="sw_KE"/>
         </w:rPr>
         <w:t xml:space="preserve">, </w:t>
       </w:r>
-      <w:hyperlink r:id="rId46">
-        <w:r>
-          <w:rPr>
-            <w:lang w:val="sw_KE" w:bidi="sw_KE"/>
-          </w:rPr>
-          <w:rPr>
-            <w:color w:val="0000EE"/>
-            <w:u w:val="single"/>
-          </w:rPr>
-          <w:t>13</w:t>
-        </w:r>
-      </w:hyperlink>
+      <w:r>
+        <w:rPr>
+          <w:lang w:val="sw_KE" w:bidi="sw_KE"/>
+        </w:rPr>
+        <w:t>13</w:t>
+      </w:r>
       <w:r>
         <w:rPr>
           <w:lang w:val="sw_KE" w:bidi="sw_KE"/>
         </w:rPr>
         <w:t xml:space="preserve">; </w:t>
       </w:r>
-      <w:hyperlink r:id="rId47">
-        <w:r>
-          <w:rPr>
-            <w:lang w:val="sw_KE" w:bidi="sw_KE"/>
-          </w:rPr>
-          <w:rPr>
-            <w:color w:val="0000EE"/>
-            <w:u w:val="single"/>
-          </w:rPr>
-          <w:t>2:4</w:t>
-        </w:r>
-      </w:hyperlink>
+      <w:r>
+        <w:rPr>
+          <w:lang w:val="sw_KE" w:bidi="sw_KE"/>
+        </w:rPr>
+        <w:t>2:4</w:t>
+      </w:r>
       <w:r>
         <w:rPr>
           <w:lang w:val="sw_KE" w:bidi="sw_KE"/>
         </w:rPr>
         <w:t xml:space="preserve">), na fomula ya “uhusiano wa agano” (“Mimi ndimi pamoja nanyi,” </w:t>
       </w:r>
-      <w:hyperlink r:id="rId48">
-        <w:r>
-          <w:rPr>
-            <w:lang w:val="sw_KE" w:bidi="sw_KE"/>
-          </w:rPr>
-          <w:rPr>
-            <w:color w:val="0000EE"/>
-            <w:u w:val="single"/>
-          </w:rPr>
-          <w:t>2:4–5</w:t>
-        </w:r>
-      </w:hyperlink>
+      <w:r>
+        <w:rPr>
+          <w:lang w:val="sw_KE" w:bidi="sw_KE"/>
+        </w:rPr>
+        <w:t>2:4–5</w:t>
+      </w:r>
       <w:r>
         <w:rPr>
           <w:lang w:val="sw_KE" w:bidi="sw_KE"/>
@@ -1354,90 +1072,60 @@
         </w:rPr>
         <w:t>Hagai aliwahimiza watu wa Yerusalemu kushiriki katika ibada ya kweli, kuamini neno la Mungu, kudumisha utakatifu wa kibinafsi, na kutii uongozi uliowekwa na Mungu. Hagai anasisitiza uwepo wa kudumu wa Roho wa Mungu (</w:t>
       </w:r>
-      <w:hyperlink r:id="rId49">
-        <w:r>
-          <w:rPr>
-            <w:lang w:val="sw_KE" w:bidi="sw_KE"/>
-          </w:rPr>
-          <w:rPr>
-            <w:color w:val="0000EE"/>
-            <w:u w:val="single"/>
-          </w:rPr>
-          <w:t>1:13–14</w:t>
-        </w:r>
-      </w:hyperlink>
+      <w:r>
+        <w:rPr>
+          <w:lang w:val="sw_KE" w:bidi="sw_KE"/>
+        </w:rPr>
+        <w:t>1:13–14</w:t>
+      </w:r>
       <w:r>
         <w:rPr>
           <w:lang w:val="sw_KE" w:bidi="sw_KE"/>
         </w:rPr>
         <w:t xml:space="preserve">; </w:t>
       </w:r>
-      <w:hyperlink r:id="rId48">
-        <w:r>
-          <w:rPr>
-            <w:lang w:val="sw_KE" w:bidi="sw_KE"/>
-          </w:rPr>
-          <w:rPr>
-            <w:color w:val="0000EE"/>
-            <w:u w:val="single"/>
-          </w:rPr>
-          <w:t>2:4–5</w:t>
-        </w:r>
-      </w:hyperlink>
+      <w:r>
+        <w:rPr>
+          <w:lang w:val="sw_KE" w:bidi="sw_KE"/>
+        </w:rPr>
+        <w:t>2:4–5</w:t>
+      </w:r>
       <w:r>
         <w:rPr>
           <w:lang w:val="sw_KE" w:bidi="sw_KE"/>
         </w:rPr>
         <w:t>), mada inayoshirikiwa na mwenzake Zekaria (</w:t>
       </w:r>
-      <w:hyperlink r:id="rId50">
-        <w:r>
-          <w:rPr>
-            <w:lang w:val="sw_KE" w:bidi="sw_KE"/>
-          </w:rPr>
-          <w:rPr>
-            <w:color w:val="0000EE"/>
-            <w:u w:val="single"/>
-          </w:rPr>
-          <w:t>Zech 1:16</w:t>
-        </w:r>
-      </w:hyperlink>
+      <w:r>
+        <w:rPr>
+          <w:lang w:val="sw_KE" w:bidi="sw_KE"/>
+        </w:rPr>
+        <w:t>Zech 1:16</w:t>
+      </w:r>
       <w:r>
         <w:rPr>
           <w:lang w:val="sw_KE" w:bidi="sw_KE"/>
         </w:rPr>
         <w:t xml:space="preserve">; </w:t>
       </w:r>
-      <w:hyperlink r:id="rId51">
-        <w:r>
-          <w:rPr>
-            <w:lang w:val="sw_KE" w:bidi="sw_KE"/>
-          </w:rPr>
-          <w:rPr>
-            <w:color w:val="0000EE"/>
-            <w:u w:val="single"/>
-          </w:rPr>
-          <w:t>8:23</w:t>
-        </w:r>
-      </w:hyperlink>
+      <w:r>
+        <w:rPr>
+          <w:lang w:val="sw_KE" w:bidi="sw_KE"/>
+        </w:rPr>
+        <w:t>8:23</w:t>
+      </w:r>
       <w:r>
         <w:rPr>
           <w:lang w:val="sw_KE" w:bidi="sw_KE"/>
         </w:rPr>
         <w:t xml:space="preserve">; tazama pia </w:t>
       </w:r>
-      <w:hyperlink r:id="rId52">
-        <w:r>
-          <w:rPr>
-            <w:lang w:val="sw_KE" w:bidi="sw_KE"/>
-          </w:rPr>
-          <w:rPr>
-            <w:color w:val="0000EE"/>
-            <w:u w:val="single"/>
-          </w:rPr>
-          <w:t>Ezek 37:27–28</w:t>
-        </w:r>
-      </w:hyperlink>
+      <w:r>
+        <w:rPr>
+          <w:lang w:val="sw_KE" w:bidi="sw_KE"/>
+        </w:rPr>
+        <w:t>Ezek 37:27–28</w:t>
+      </w:r>
       <w:r>
         <w:rPr>
           <w:lang w:val="sw_KE" w:bidi="sw_KE"/>
